--- a/Invitation.docx
+++ b/Invitation.docx
@@ -119,7 +119,7 @@
     <w:p>
       <w:r>
         <w:pict w14:anchorId="1C383284">
-          <v:rect id="_x0000_i1091" style="width:0;height:1.5pt" o:hralign="center" o:hrstd="t" o:hr="t" fillcolor="#a0a0a0" stroked="f"/>
+          <v:rect id="_x0000_i1025" style="width:0;height:1.5pt" o:hralign="center" o:hrstd="t" o:hr="t" fillcolor="#a0a0a0" stroked="f"/>
         </w:pict>
       </w:r>
     </w:p>
@@ -228,7 +228,7 @@
     <w:p>
       <w:r>
         <w:pict w14:anchorId="32F6C619">
-          <v:rect id="_x0000_i1092" style="width:0;height:1.5pt" o:hralign="center" o:hrstd="t" o:hr="t" fillcolor="#a0a0a0" stroked="f"/>
+          <v:rect id="_x0000_i1026" style="width:0;height:1.5pt" o:hralign="center" o:hrstd="t" o:hr="t" fillcolor="#a0a0a0" stroked="f"/>
         </w:pict>
       </w:r>
     </w:p>
@@ -430,7 +430,7 @@
     <w:p>
       <w:r>
         <w:pict w14:anchorId="401A863F">
-          <v:rect id="_x0000_i1093" style="width:0;height:1.5pt" o:hralign="center" o:hrstd="t" o:hr="t" fillcolor="#a0a0a0" stroked="f"/>
+          <v:rect id="_x0000_i1027" style="width:0;height:1.5pt" o:hralign="center" o:hrstd="t" o:hr="t" fillcolor="#a0a0a0" stroked="f"/>
         </w:pict>
       </w:r>
     </w:p>
@@ -498,7 +498,7 @@
     <w:p>
       <w:r>
         <w:pict w14:anchorId="549CFE92">
-          <v:rect id="_x0000_i1094" style="width:0;height:1.5pt" o:hralign="center" o:hrstd="t" o:hr="t" fillcolor="#a0a0a0" stroked="f"/>
+          <v:rect id="_x0000_i1028" style="width:0;height:1.5pt" o:hralign="center" o:hrstd="t" o:hr="t" fillcolor="#a0a0a0" stroked="f"/>
         </w:pict>
       </w:r>
     </w:p>
@@ -574,7 +574,7 @@
     <w:p>
       <w:r>
         <w:pict w14:anchorId="25DEFF28">
-          <v:rect id="_x0000_i1095" style="width:0;height:1.5pt" o:hralign="center" o:hrstd="t" o:hr="t" fillcolor="#a0a0a0" stroked="f"/>
+          <v:rect id="_x0000_i1029" style="width:0;height:1.5pt" o:hralign="center" o:hrstd="t" o:hr="t" fillcolor="#a0a0a0" stroked="f"/>
         </w:pict>
       </w:r>
     </w:p>
@@ -663,7 +663,7 @@
     <w:p>
       <w:r>
         <w:pict w14:anchorId="76EF6C62">
-          <v:rect id="_x0000_i1096" style="width:0;height:1.5pt" o:hralign="center" o:hrstd="t" o:hr="t" fillcolor="#a0a0a0" stroked="f"/>
+          <v:rect id="_x0000_i1030" style="width:0;height:1.5pt" o:hralign="center" o:hrstd="t" o:hr="t" fillcolor="#a0a0a0" stroked="f"/>
         </w:pict>
       </w:r>
     </w:p>
@@ -742,7 +742,7 @@
     <w:p>
       <w:r>
         <w:pict w14:anchorId="5A1DD70C">
-          <v:rect id="_x0000_i1097" style="width:0;height:1.5pt" o:hralign="center" o:hrstd="t" o:hr="t" fillcolor="#a0a0a0" stroked="f"/>
+          <v:rect id="_x0000_i1031" style="width:0;height:1.5pt" o:hralign="center" o:hrstd="t" o:hr="t" fillcolor="#a0a0a0" stroked="f"/>
         </w:pict>
       </w:r>
     </w:p>
@@ -812,7 +812,7 @@
     <w:p>
       <w:r>
         <w:pict w14:anchorId="45CFD37B">
-          <v:rect id="_x0000_i1098" style="width:0;height:1.5pt" o:hralign="center" o:hrstd="t" o:hr="t" fillcolor="#a0a0a0" stroked="f"/>
+          <v:rect id="_x0000_i1032" style="width:0;height:1.5pt" o:hralign="center" o:hrstd="t" o:hr="t" fillcolor="#a0a0a0" stroked="f"/>
         </w:pict>
       </w:r>
     </w:p>
@@ -915,7 +915,7 @@
     <w:p>
       <w:r>
         <w:pict w14:anchorId="50F0F3A5">
-          <v:rect id="_x0000_i1099" style="width:0;height:1.5pt" o:hralign="center" o:hrstd="t" o:hr="t" fillcolor="#a0a0a0" stroked="f"/>
+          <v:rect id="_x0000_i1033" style="width:0;height:1.5pt" o:hralign="center" o:hrstd="t" o:hr="t" fillcolor="#a0a0a0" stroked="f"/>
         </w:pict>
       </w:r>
     </w:p>
@@ -1023,7 +1023,7 @@
     <w:p>
       <w:r>
         <w:pict w14:anchorId="46BFD23D">
-          <v:rect id="_x0000_i1100" style="width:0;height:1.5pt" o:hralign="center" o:hrstd="t" o:hr="t" fillcolor="#a0a0a0" stroked="f"/>
+          <v:rect id="_x0000_i1034" style="width:0;height:1.5pt" o:hralign="center" o:hrstd="t" o:hr="t" fillcolor="#a0a0a0" stroked="f"/>
         </w:pict>
       </w:r>
     </w:p>
@@ -1096,7 +1096,7 @@
     <w:p>
       <w:r>
         <w:pict w14:anchorId="47F14B12">
-          <v:rect id="_x0000_i1101" style="width:0;height:1.5pt" o:hralign="center" o:hrstd="t" o:hr="t" fillcolor="#a0a0a0" stroked="f"/>
+          <v:rect id="_x0000_i1035" style="width:0;height:1.5pt" o:hralign="center" o:hrstd="t" o:hr="t" fillcolor="#a0a0a0" stroked="f"/>
         </w:pict>
       </w:r>
     </w:p>
@@ -1162,6 +1162,32 @@
           <w:t>https://res.cloudinary.com/dtxbngnr7/video/upload/v1774288787/luis-joy-wedding-website-music_xo0kdl.mp3</w:t>
         </w:r>
       </w:hyperlink>
+    </w:p>
+    <w:p/>
+    <w:p>
+      <w:r>
+        <w:t>Script URL:</w:t>
+      </w:r>
+    </w:p>
+    <w:p>
+      <w:r>
+        <w:t>Deployment ID:</w:t>
+      </w:r>
+    </w:p>
+    <w:p>
+      <w:r>
+        <w:t>AKfycbwT8olO98MD47THvzv7S7dRkmlVAlP6ZfS3hneC--GsYZwSCeZ9JgbNY2SiANGB8II_zg</w:t>
+      </w:r>
+    </w:p>
+    <w:p>
+      <w:r>
+        <w:t>Web App URL</w:t>
+      </w:r>
+    </w:p>
+    <w:p>
+      <w:r>
+        <w:t>https://script.google.com/macros/s/AKfycbwT8olO98MD47THvzv7S7dRkmlVAlP6ZfS3hneC--GsYZwSCeZ9JgbNY2SiANGB8II_zg/exec</w:t>
+      </w:r>
     </w:p>
     <w:sectPr>
       <w:pgSz w:w="12240" w:h="15840"/>
@@ -1776,6 +1802,7 @@
   <w:style w:type="character" w:default="1" w:styleId="DefaultParagraphFont">
     <w:name w:val="Default Paragraph Font"/>
     <w:uiPriority w:val="1"/>
+    <w:semiHidden/>
     <w:unhideWhenUsed/>
   </w:style>
   <w:style w:type="table" w:default="1" w:styleId="TableNormal">
